--- a/report/report.docx
+++ b/report/report.docx
@@ -2268,7 +2268,7 @@
           <w:noProof/>
         </w:rPr>
         <w:drawing>
-          <wp:anchor distT="0" distB="0" distL="114300" distR="114300" simplePos="0" relativeHeight="251667456" behindDoc="1" locked="0" layoutInCell="1" allowOverlap="1" wp14:anchorId="53FF2A7F" wp14:editId="53FACBFE">
+          <wp:anchor distT="0" distB="0" distL="114300" distR="114300" simplePos="0" relativeHeight="251667456" behindDoc="1" locked="0" layoutInCell="1" allowOverlap="1" wp14:anchorId="53FF2A7F" wp14:editId="63F656D0">
             <wp:simplePos x="0" y="0"/>
             <wp:positionH relativeFrom="margin">
               <wp:align>right</wp:align>
@@ -2369,7 +2369,7 @@
         </w:rPr>
         <w:lastRenderedPageBreak/>
         <w:drawing>
-          <wp:anchor distT="0" distB="0" distL="114300" distR="114300" simplePos="0" relativeHeight="251665408" behindDoc="1" locked="0" layoutInCell="1" allowOverlap="1" wp14:anchorId="0C2A6260" wp14:editId="0BB25886">
+          <wp:anchor distT="0" distB="0" distL="114300" distR="114300" simplePos="0" relativeHeight="251665408" behindDoc="1" locked="0" layoutInCell="1" allowOverlap="1" wp14:anchorId="0C2A6260" wp14:editId="1438D955">
             <wp:simplePos x="0" y="0"/>
             <wp:positionH relativeFrom="margin">
               <wp:align>right</wp:align>
@@ -2468,7 +2468,7 @@
           <w:noProof/>
         </w:rPr>
         <w:drawing>
-          <wp:anchor distT="0" distB="0" distL="114300" distR="114300" simplePos="0" relativeHeight="251664384" behindDoc="1" locked="0" layoutInCell="1" allowOverlap="1" wp14:anchorId="72ABA7F2" wp14:editId="7740CAD6">
+          <wp:anchor distT="0" distB="0" distL="114300" distR="114300" simplePos="0" relativeHeight="251664384" behindDoc="1" locked="0" layoutInCell="1" allowOverlap="1" wp14:anchorId="72ABA7F2" wp14:editId="008F4AE5">
             <wp:simplePos x="0" y="0"/>
             <wp:positionH relativeFrom="margin">
               <wp:align>right</wp:align>
@@ -2808,7 +2808,7 @@
           <w:noProof/>
         </w:rPr>
         <w:drawing>
-          <wp:inline distT="0" distB="0" distL="0" distR="0" wp14:anchorId="356DB600" wp14:editId="757DD427">
+          <wp:inline distT="0" distB="0" distL="0" distR="0" wp14:anchorId="356DB600" wp14:editId="5A8D7A07">
             <wp:extent cx="5943600" cy="1589405"/>
             <wp:effectExtent l="0" t="0" r="0" b="0"/>
             <wp:docPr id="704712666" name="Picture 2"/>
@@ -9105,24 +9105,57 @@
           <w:ilvl w:val="0"/>
           <w:numId w:val="18"/>
         </w:numPr>
-        <w:spacing w:before="240"/>
-        <w:rPr>
-          <w:lang w:bidi="ar-EG"/>
-        </w:rPr>
-      </w:pPr>
-      <w:proofErr w:type="gramStart"/>
-      <w:r>
-        <w:rPr>
-          <w:lang w:bidi="ar-EG"/>
-        </w:rPr>
-        <w:t>FLOPs</w:t>
-      </w:r>
-      <w:proofErr w:type="gramEnd"/>
-      <w:r>
-        <w:rPr>
-          <w:lang w:bidi="ar-EG"/>
-        </w:rPr>
-        <w:t>: 27,977,228,288</w:t>
+        <w:rPr>
+          <w:lang w:bidi="ar-EG"/>
+        </w:rPr>
+      </w:pPr>
+      <w:r>
+        <w:rPr>
+          <w:lang w:bidi="ar-EG"/>
+        </w:rPr>
+        <w:t>Number of Parameters: 1</w:t>
+      </w:r>
+      <w:r>
+        <w:rPr>
+          <w:lang w:bidi="ar-EG"/>
+        </w:rPr>
+        <w:t>,</w:t>
+      </w:r>
+      <w:r>
+        <w:rPr>
+          <w:lang w:bidi="ar-EG"/>
+        </w:rPr>
+        <w:t>944</w:t>
+      </w:r>
+      <w:r>
+        <w:rPr>
+          <w:lang w:bidi="ar-EG"/>
+        </w:rPr>
+        <w:t>,</w:t>
+      </w:r>
+      <w:r>
+        <w:rPr>
+          <w:lang w:bidi="ar-EG"/>
+        </w:rPr>
+        <w:t>507</w:t>
+      </w:r>
+    </w:p>
+    <w:p>
+      <w:pPr>
+        <w:pStyle w:val="ListParagraph"/>
+        <w:numPr>
+          <w:ilvl w:val="0"/>
+          <w:numId w:val="18"/>
+        </w:numPr>
+        <w:rPr>
+          <w:lang w:bidi="ar-EG"/>
+        </w:rPr>
+      </w:pPr>
+      <w:r>
+        <w:rPr>
+          <w:lang w:bidi="ar-EG"/>
+        </w:rPr>
+        <w:t>Number of Operations (MACs): 2.3367e+10</w:t>
       </w:r>
     </w:p>
     <w:p>
